--- a/backend-google-docs/06-graphql.docx
+++ b/backend-google-docs/06-graphql.docx
@@ -2655,7 +2655,7 @@
       </w:pPr>
       <w:r>
         <w:rPr/>
-        <w:t>🎯 From Your Resume</w:t>
+        <w:t>🟢 More Basics</w:t>
       </w:r>
     </w:p>
     <w:p>
@@ -2675,7 +2675,7 @@
           <w:color w:val="1F3A5F"/>
           <w:sz w:val="24"/>
         </w:rPr>
-        <w:t>Q16. "Why did the airline site use GraphQL, and what were the challenges?"</w:t>
+        <w:t>Q16. What are scalar types in GraphQL?</w:t>
       </w:r>
       <w:r>
         <w:rPr>
@@ -2696,7 +2696,103 @@
       </w:r>
       <w:r>
         <w:rPr/>
-        <w:t xml:space="preserve"> It aggregated many backend services into the exact shape each widget needed; challenges were N+1 on the server, caching, partial errors and query cost.</w:t>
+        <w:t xml:space="preserve"> Built-in </w:t>
+      </w:r>
+      <w:r>
+        <w:rPr>
+          <w:rFonts w:ascii="Courier New" w:hAnsi="Courier New"/>
+          <w:color w:val="B42318"/>
+          <w:sz w:val="20"/>
+        </w:rPr>
+        <w:t>Int</w:t>
+      </w:r>
+      <w:r>
+        <w:rPr/>
+        <w:t xml:space="preserve">, </w:t>
+      </w:r>
+      <w:r>
+        <w:rPr>
+          <w:rFonts w:ascii="Courier New" w:hAnsi="Courier New"/>
+          <w:color w:val="B42318"/>
+          <w:sz w:val="20"/>
+        </w:rPr>
+        <w:t>Float</w:t>
+      </w:r>
+      <w:r>
+        <w:rPr/>
+        <w:t xml:space="preserve">, </w:t>
+      </w:r>
+      <w:r>
+        <w:rPr>
+          <w:rFonts w:ascii="Courier New" w:hAnsi="Courier New"/>
+          <w:color w:val="B42318"/>
+          <w:sz w:val="20"/>
+        </w:rPr>
+        <w:t>String</w:t>
+      </w:r>
+      <w:r>
+        <w:rPr/>
+        <w:t xml:space="preserve">, </w:t>
+      </w:r>
+      <w:r>
+        <w:rPr>
+          <w:rFonts w:ascii="Courier New" w:hAnsi="Courier New"/>
+          <w:color w:val="B42318"/>
+          <w:sz w:val="20"/>
+        </w:rPr>
+        <w:t>Boolean</w:t>
+      </w:r>
+      <w:r>
+        <w:rPr/>
+        <w:t xml:space="preserve"> and </w:t>
+      </w:r>
+      <w:r>
+        <w:rPr>
+          <w:rFonts w:ascii="Courier New" w:hAnsi="Courier New"/>
+          <w:color w:val="B42318"/>
+          <w:sz w:val="20"/>
+        </w:rPr>
+        <w:t>ID</w:t>
+      </w:r>
+      <w:r>
+        <w:rPr/>
+        <w:t xml:space="preserve">, plus custom scalars like </w:t>
+      </w:r>
+      <w:r>
+        <w:rPr>
+          <w:rFonts w:ascii="Courier New" w:hAnsi="Courier New"/>
+          <w:color w:val="B42318"/>
+          <w:sz w:val="20"/>
+        </w:rPr>
+        <w:t>DateTime</w:t>
+      </w:r>
+      <w:r>
+        <w:rPr/>
+        <w:t xml:space="preserve">, </w:t>
+      </w:r>
+      <w:r>
+        <w:rPr>
+          <w:rFonts w:ascii="Courier New" w:hAnsi="Courier New"/>
+          <w:color w:val="B42318"/>
+          <w:sz w:val="20"/>
+        </w:rPr>
+        <w:t>JSON</w:t>
+      </w:r>
+      <w:r>
+        <w:rPr/>
+        <w:t xml:space="preserve"> or </w:t>
+      </w:r>
+      <w:r>
+        <w:rPr>
+          <w:rFonts w:ascii="Courier New" w:hAnsi="Courier New"/>
+          <w:color w:val="B42318"/>
+          <w:sz w:val="20"/>
+        </w:rPr>
+        <w:t>Email</w:t>
+      </w:r>
+      <w:r>
+        <w:rPr/>
+        <w:t>.</w:t>
       </w:r>
     </w:p>
     <w:p>
@@ -2711,7 +2807,7 @@
       </w:r>
       <w:r>
         <w:rPr/>
-        <w:t xml:space="preserve"> As a frontend developer there, focus on what you saw: Apollo cache, handling partial data, and coordinating schema changes.</w:t>
+        <w:t xml:space="preserve"> Custom scalars validate and serialise values consistently.</w:t>
       </w:r>
     </w:p>
     <w:p>
@@ -2726,7 +2822,19 @@
       </w:r>
       <w:r>
         <w:rPr/>
-        <w:t xml:space="preserve"> "The booking widget needed data from bookings, loyalty and flights in one query; Apollo's normalised cache kept the profile and booking views in sync."</w:t>
+        <w:t xml:space="preserve"> </w:t>
+      </w:r>
+      <w:r>
+        <w:rPr>
+          <w:rFonts w:ascii="Courier New" w:hAnsi="Courier New"/>
+          <w:color w:val="B42318"/>
+          <w:sz w:val="20"/>
+        </w:rPr>
+        <w:t>scalar DateTime</w:t>
+      </w:r>
+      <w:r>
+        <w:rPr/>
+        <w:t xml:space="preserve"> with a resolver that parses and serialises ISO strings.</w:t>
       </w:r>
     </w:p>
     <w:p>
@@ -2741,7 +2849,7 @@
       </w:r>
       <w:r>
         <w:rPr/>
-        <w:t xml:space="preserve"> "GraphQL let each widget fetch exactly its data in one round trip. The hard parts were caching, handling partial errors gracefully, and keeping expensive queries under control."</w:t>
+        <w:t xml:space="preserve"> "Custom scalars like DateTime keep formats consistent across the whole schema."</w:t>
       </w:r>
     </w:p>
     <w:p>
@@ -2768,7 +2876,2227 @@
           <w:color w:val="1F3A5F"/>
           <w:sz w:val="24"/>
         </w:rPr>
-        <w:t>Q17. "How did you build GraphQL APIs with NestJS at Slaylink?"</w:t>
+        <w:t>Q17. What are input types?</w:t>
+      </w:r>
+      <w:r>
+        <w:rPr>
+          <w:color w:val="1F3A5F"/>
+          <w:sz w:val="24"/>
+        </w:rPr>
+      </w:r>
+    </w:p>
+    <w:p>
+      <w:r>
+        <w:rPr/>
+      </w:r>
+      <w:r>
+        <w:rPr>
+          <w:b/>
+        </w:rPr>
+        <w:t>Short answer:</w:t>
+      </w:r>
+      <w:r>
+        <w:rPr/>
+        <w:t xml:space="preserve"> Types used as arguments to mutations and queries, defined with </w:t>
+      </w:r>
+      <w:r>
+        <w:rPr>
+          <w:rFonts w:ascii="Courier New" w:hAnsi="Courier New"/>
+          <w:color w:val="B42318"/>
+          <w:sz w:val="20"/>
+        </w:rPr>
+        <w:t>input</w:t>
+      </w:r>
+      <w:r>
+        <w:rPr/>
+        <w:t>; they can't contain output-only fields or resolvers.</w:t>
+      </w:r>
+    </w:p>
+    <w:p>
+      <w:r>
+        <w:rPr/>
+      </w:r>
+      <w:r>
+        <w:rPr>
+          <w:b/>
+        </w:rPr>
+        <w:t>Explanation:</w:t>
+      </w:r>
+      <w:r>
+        <w:rPr/>
+        <w:t xml:space="preserve"> One input object per mutation keeps signatures stable as fields are added.</w:t>
+      </w:r>
+    </w:p>
+    <w:p>
+      <w:r>
+        <w:rPr/>
+      </w:r>
+      <w:r>
+        <w:rPr>
+          <w:b/>
+        </w:rPr>
+        <w:t>Example:</w:t>
+      </w:r>
+      <w:r>
+        <w:rPr/>
+        <w:t xml:space="preserve"> </w:t>
+      </w:r>
+      <w:r>
+        <w:rPr>
+          <w:rFonts w:ascii="Courier New" w:hAnsi="Courier New"/>
+          <w:color w:val="B42318"/>
+          <w:sz w:val="20"/>
+        </w:rPr>
+        <w:t>input UpdateProfileInput { phone: String, address: AddressInput }</w:t>
+      </w:r>
+      <w:r>
+        <w:rPr/>
+        <w:t xml:space="preserve"> → </w:t>
+      </w:r>
+      <w:r>
+        <w:rPr>
+          <w:rFonts w:ascii="Courier New" w:hAnsi="Courier New"/>
+          <w:color w:val="B42318"/>
+          <w:sz w:val="20"/>
+        </w:rPr>
+        <w:t>updateProfile(input: UpdateProfileInput!)</w:t>
+      </w:r>
+      <w:r>
+        <w:rPr/>
+        <w:t>.</w:t>
+      </w:r>
+    </w:p>
+    <w:p>
+      <w:r>
+        <w:rPr/>
+      </w:r>
+      <w:r>
+        <w:rPr>
+          <w:b/>
+        </w:rPr>
+        <w:t>Say it like this:</w:t>
+      </w:r>
+      <w:r>
+        <w:rPr/>
+        <w:t xml:space="preserve"> "Mutations take a single input object, so adding a field later doesn't break callers."</w:t>
+      </w:r>
+    </w:p>
+    <w:p>
+      <w:pPr>
+        <w:pBdr>
+          <w:bottom w:val="single" w:sz="6" w:space="1" w:color="BFC7D5"/>
+        </w:pBdr>
+      </w:pPr>
+    </w:p>
+    <w:p>
+      <w:pPr>
+        <w:keepNext/>
+        <w:spacing w:before="200"/>
+      </w:pPr>
+      <w:r>
+        <w:rPr>
+          <w:color w:val="1F3A5F"/>
+          <w:sz w:val="24"/>
+        </w:rPr>
+      </w:r>
+      <w:r>
+        <w:rPr>
+          <w:b/>
+          <w:color w:val="1F3A5F"/>
+          <w:sz w:val="24"/>
+        </w:rPr>
+        <w:t>Q18. What are enums, interfaces and unions?</w:t>
+      </w:r>
+      <w:r>
+        <w:rPr>
+          <w:color w:val="1F3A5F"/>
+          <w:sz w:val="24"/>
+        </w:rPr>
+      </w:r>
+    </w:p>
+    <w:p>
+      <w:r>
+        <w:rPr/>
+      </w:r>
+      <w:r>
+        <w:rPr>
+          <w:b/>
+        </w:rPr>
+        <w:t>Short answer:</w:t>
+      </w:r>
+      <w:r>
+        <w:rPr/>
+        <w:t xml:space="preserve"> Enums restrict values to a set; interfaces define shared fields implemented by types; unions say a field can be one of several types.</w:t>
+      </w:r>
+    </w:p>
+    <w:p>
+      <w:r>
+        <w:rPr/>
+      </w:r>
+      <w:r>
+        <w:rPr>
+          <w:b/>
+        </w:rPr>
+        <w:t>Explanation:</w:t>
+      </w:r>
+      <w:r>
+        <w:rPr/>
+        <w:t xml:space="preserve"> Clients use </w:t>
+      </w:r>
+      <w:r>
+        <w:rPr>
+          <w:rFonts w:ascii="Courier New" w:hAnsi="Courier New"/>
+          <w:color w:val="B42318"/>
+          <w:sz w:val="20"/>
+        </w:rPr>
+        <w:t>__typename</w:t>
+      </w:r>
+      <w:r>
+        <w:rPr/>
+        <w:t xml:space="preserve"> and fragments to handle interfaces and unions.</w:t>
+      </w:r>
+    </w:p>
+    <w:p>
+      <w:r>
+        <w:rPr/>
+      </w:r>
+      <w:r>
+        <w:rPr>
+          <w:b/>
+        </w:rPr>
+        <w:t>Example:</w:t>
+      </w:r>
+      <w:r>
+        <w:rPr/>
+        <w:t xml:space="preserve"> </w:t>
+      </w:r>
+      <w:r>
+        <w:rPr>
+          <w:rFonts w:ascii="Courier New" w:hAnsi="Courier New"/>
+          <w:color w:val="B42318"/>
+          <w:sz w:val="20"/>
+        </w:rPr>
+        <w:t>union SearchResult = Call | Agent | Report</w:t>
+      </w:r>
+      <w:r>
+        <w:rPr/>
+        <w:t>.</w:t>
+      </w:r>
+    </w:p>
+    <w:p>
+      <w:r>
+        <w:rPr/>
+      </w:r>
+      <w:r>
+        <w:rPr>
+          <w:b/>
+        </w:rPr>
+        <w:t>Say it like this:</w:t>
+      </w:r>
+      <w:r>
+        <w:rPr/>
+        <w:t xml:space="preserve"> "Enums for fixed values, interfaces for shared shapes, unions when a field can be different types."</w:t>
+      </w:r>
+    </w:p>
+    <w:p>
+      <w:pPr>
+        <w:pBdr>
+          <w:bottom w:val="single" w:sz="6" w:space="1" w:color="BFC7D5"/>
+        </w:pBdr>
+      </w:pPr>
+    </w:p>
+    <w:p>
+      <w:pPr>
+        <w:keepNext/>
+        <w:spacing w:before="200"/>
+      </w:pPr>
+      <w:r>
+        <w:rPr>
+          <w:color w:val="1F3A5F"/>
+          <w:sz w:val="24"/>
+        </w:rPr>
+      </w:r>
+      <w:r>
+        <w:rPr>
+          <w:b/>
+          <w:color w:val="1F3A5F"/>
+          <w:sz w:val="24"/>
+        </w:rPr>
+        <w:t>Q19. What are fragments?</w:t>
+      </w:r>
+      <w:r>
+        <w:rPr>
+          <w:color w:val="1F3A5F"/>
+          <w:sz w:val="24"/>
+        </w:rPr>
+      </w:r>
+    </w:p>
+    <w:p>
+      <w:r>
+        <w:rPr/>
+      </w:r>
+      <w:r>
+        <w:rPr>
+          <w:b/>
+        </w:rPr>
+        <w:t>Short answer:</w:t>
+      </w:r>
+      <w:r>
+        <w:rPr/>
+        <w:t xml:space="preserve"> Reusable sets of fields that queries can include, often colocated with the UI component that needs them.</w:t>
+      </w:r>
+    </w:p>
+    <w:p>
+      <w:r>
+        <w:rPr/>
+      </w:r>
+      <w:r>
+        <w:rPr>
+          <w:b/>
+        </w:rPr>
+        <w:t>Explanation:</w:t>
+      </w:r>
+      <w:r>
+        <w:rPr/>
+        <w:t xml:space="preserve"> Inline fragments (</w:t>
+      </w:r>
+      <w:r>
+        <w:rPr>
+          <w:rFonts w:ascii="Courier New" w:hAnsi="Courier New"/>
+          <w:color w:val="B42318"/>
+          <w:sz w:val="20"/>
+        </w:rPr>
+        <w:t>... on Call</w:t>
+      </w:r>
+      <w:r>
+        <w:rPr/>
+        <w:t>) select fields on specific types in unions.</w:t>
+      </w:r>
+    </w:p>
+    <w:p>
+      <w:r>
+        <w:rPr/>
+      </w:r>
+      <w:r>
+        <w:rPr>
+          <w:b/>
+        </w:rPr>
+        <w:t>Example:</w:t>
+      </w:r>
+      <w:r>
+        <w:rPr/>
+        <w:t xml:space="preserve"> </w:t>
+      </w:r>
+      <w:r>
+        <w:rPr>
+          <w:rFonts w:ascii="Courier New" w:hAnsi="Courier New"/>
+          <w:color w:val="B42318"/>
+          <w:sz w:val="20"/>
+        </w:rPr>
+        <w:t>fragment CallSummary on Call { id startedAt score }</w:t>
+      </w:r>
+      <w:r>
+        <w:rPr/>
+        <w:t>.</w:t>
+      </w:r>
+    </w:p>
+    <w:p>
+      <w:r>
+        <w:rPr/>
+      </w:r>
+      <w:r>
+        <w:rPr>
+          <w:b/>
+        </w:rPr>
+        <w:t>Say it like this:</w:t>
+      </w:r>
+      <w:r>
+        <w:rPr/>
+        <w:t xml:space="preserve"> "Fragments let each component declare its own data needs, and the page query composes them."</w:t>
+      </w:r>
+    </w:p>
+    <w:p>
+      <w:pPr>
+        <w:pBdr>
+          <w:bottom w:val="single" w:sz="6" w:space="1" w:color="BFC7D5"/>
+        </w:pBdr>
+      </w:pPr>
+    </w:p>
+    <w:p>
+      <w:pPr>
+        <w:keepNext/>
+        <w:spacing w:before="200"/>
+      </w:pPr>
+      <w:r>
+        <w:rPr>
+          <w:color w:val="1F3A5F"/>
+          <w:sz w:val="24"/>
+        </w:rPr>
+      </w:r>
+      <w:r>
+        <w:rPr>
+          <w:b/>
+          <w:color w:val="1F3A5F"/>
+          <w:sz w:val="24"/>
+        </w:rPr>
+        <w:t>Q20. What are variables, and why use them?</w:t>
+      </w:r>
+      <w:r>
+        <w:rPr>
+          <w:color w:val="1F3A5F"/>
+          <w:sz w:val="24"/>
+        </w:rPr>
+      </w:r>
+    </w:p>
+    <w:p>
+      <w:r>
+        <w:rPr/>
+      </w:r>
+      <w:r>
+        <w:rPr>
+          <w:b/>
+        </w:rPr>
+        <w:t>Short answer:</w:t>
+      </w:r>
+      <w:r>
+        <w:rPr/>
+        <w:t xml:space="preserve"> Values passed separately from the query text, typed in the operation signature.</w:t>
+      </w:r>
+    </w:p>
+    <w:p>
+      <w:r>
+        <w:rPr/>
+      </w:r>
+      <w:r>
+        <w:rPr>
+          <w:b/>
+        </w:rPr>
+        <w:t>Explanation:</w:t>
+      </w:r>
+      <w:r>
+        <w:rPr/>
+        <w:t xml:space="preserve"> They enable caching of parsed queries, persisted queries, and avoid string concatenation (injection).</w:t>
+      </w:r>
+    </w:p>
+    <w:p>
+      <w:r>
+        <w:rPr/>
+      </w:r>
+      <w:r>
+        <w:rPr>
+          <w:b/>
+        </w:rPr>
+        <w:t>Example:</w:t>
+      </w:r>
+      <w:r>
+        <w:rPr/>
+        <w:t xml:space="preserve"> </w:t>
+      </w:r>
+      <w:r>
+        <w:rPr>
+          <w:rFonts w:ascii="Courier New" w:hAnsi="Courier New"/>
+          <w:color w:val="B42318"/>
+          <w:sz w:val="20"/>
+        </w:rPr>
+        <w:t>query Call($id: ID!) { call(id: $id) { id } }</w:t>
+      </w:r>
+      <w:r>
+        <w:rPr/>
+        <w:t xml:space="preserve"> with </w:t>
+      </w:r>
+      <w:r>
+        <w:rPr>
+          <w:rFonts w:ascii="Courier New" w:hAnsi="Courier New"/>
+          <w:color w:val="B42318"/>
+          <w:sz w:val="20"/>
+        </w:rPr>
+        <w:t>{ "id": "c_42" }</w:t>
+      </w:r>
+      <w:r>
+        <w:rPr/>
+        <w:t>.</w:t>
+      </w:r>
+    </w:p>
+    <w:p>
+      <w:r>
+        <w:rPr/>
+      </w:r>
+      <w:r>
+        <w:rPr>
+          <w:b/>
+        </w:rPr>
+        <w:t>Say it like this:</w:t>
+      </w:r>
+      <w:r>
+        <w:rPr/>
+        <w:t xml:space="preserve"> "The query text stays constant and values go in variables, which is safer and cacheable."</w:t>
+      </w:r>
+    </w:p>
+    <w:p>
+      <w:pPr>
+        <w:pBdr>
+          <w:bottom w:val="single" w:sz="6" w:space="1" w:color="BFC7D5"/>
+        </w:pBdr>
+      </w:pPr>
+    </w:p>
+    <w:p>
+      <w:pPr>
+        <w:keepNext/>
+        <w:spacing w:before="200"/>
+      </w:pPr>
+      <w:r>
+        <w:rPr>
+          <w:color w:val="1F3A5F"/>
+          <w:sz w:val="24"/>
+        </w:rPr>
+      </w:r>
+      <w:r>
+        <w:rPr>
+          <w:b/>
+          <w:color w:val="1F3A5F"/>
+          <w:sz w:val="24"/>
+        </w:rPr>
+        <w:t>Q21. What is introspection, and should it be enabled in production?</w:t>
+      </w:r>
+      <w:r>
+        <w:rPr>
+          <w:color w:val="1F3A5F"/>
+          <w:sz w:val="24"/>
+        </w:rPr>
+      </w:r>
+    </w:p>
+    <w:p>
+      <w:r>
+        <w:rPr/>
+      </w:r>
+      <w:r>
+        <w:rPr>
+          <w:b/>
+        </w:rPr>
+        <w:t>Short answer:</w:t>
+      </w:r>
+      <w:r>
+        <w:rPr/>
+        <w:t xml:space="preserve"> A built-in query that returns the schema; tools rely on it. Disable it for public production APIs or restrict it to authenticated developers.</w:t>
+      </w:r>
+    </w:p>
+    <w:p>
+      <w:r>
+        <w:rPr/>
+      </w:r>
+      <w:r>
+        <w:rPr>
+          <w:b/>
+        </w:rPr>
+        <w:t>Explanation:</w:t>
+      </w:r>
+      <w:r>
+        <w:rPr/>
+        <w:t xml:space="preserve"> Introspection makes it easier for attackers to map your API, though it's not a security boundary itself.</w:t>
+      </w:r>
+    </w:p>
+    <w:p>
+      <w:r>
+        <w:rPr/>
+      </w:r>
+      <w:r>
+        <w:rPr>
+          <w:b/>
+        </w:rPr>
+        <w:t>Example:</w:t>
+      </w:r>
+      <w:r>
+        <w:rPr/>
+        <w:t xml:space="preserve"> Enabled in dev and staging; disabled in prod with persisted queries.</w:t>
+      </w:r>
+    </w:p>
+    <w:p>
+      <w:r>
+        <w:rPr/>
+      </w:r>
+      <w:r>
+        <w:rPr>
+          <w:b/>
+        </w:rPr>
+        <w:t>Say it like this:</w:t>
+      </w:r>
+      <w:r>
+        <w:rPr/>
+        <w:t xml:space="preserve"> "Introspection is great for tooling, but on a public production API I turn it off and rely on persisted queries."</w:t>
+      </w:r>
+    </w:p>
+    <w:p>
+      <w:pPr>
+        <w:pBdr>
+          <w:bottom w:val="single" w:sz="6" w:space="1" w:color="BFC7D5"/>
+        </w:pBdr>
+      </w:pPr>
+    </w:p>
+    <w:p>
+      <w:pPr>
+        <w:pStyle w:val="Heading2"/>
+        <w:pBdr>
+          <w:bottom w:val="single" w:sz="6" w:space="1" w:color="BFC7D5"/>
+        </w:pBdr>
+      </w:pPr>
+      <w:r>
+        <w:rPr/>
+        <w:t>🟡 More Intermediate</w:t>
+      </w:r>
+    </w:p>
+    <w:p>
+      <w:pPr>
+        <w:keepNext/>
+        <w:spacing w:before="200"/>
+      </w:pPr>
+      <w:r>
+        <w:rPr>
+          <w:color w:val="1F3A5F"/>
+          <w:sz w:val="24"/>
+        </w:rPr>
+      </w:r>
+      <w:r>
+        <w:rPr>
+          <w:b/>
+          <w:color w:val="1F3A5F"/>
+          <w:sz w:val="24"/>
+        </w:rPr>
+        <w:t>Q22. How do subscriptions work, and how do you scale them?</w:t>
+      </w:r>
+      <w:r>
+        <w:rPr>
+          <w:color w:val="1F3A5F"/>
+          <w:sz w:val="24"/>
+        </w:rPr>
+      </w:r>
+    </w:p>
+    <w:p>
+      <w:r>
+        <w:rPr/>
+      </w:r>
+      <w:r>
+        <w:rPr>
+          <w:b/>
+        </w:rPr>
+        <w:t>Short answer:</w:t>
+      </w:r>
+      <w:r>
+        <w:rPr/>
+        <w:t xml:space="preserve"> Clients subscribe over WebSocket (graphql-ws); the server pushes results when events are published, using a pub/sub backend (Redis) across instances.</w:t>
+      </w:r>
+    </w:p>
+    <w:p>
+      <w:r>
+        <w:rPr/>
+      </w:r>
+      <w:r>
+        <w:rPr>
+          <w:b/>
+        </w:rPr>
+        <w:t>Explanation:</w:t>
+      </w:r>
+      <w:r>
+        <w:rPr/>
+        <w:t xml:space="preserve"> Authorise each subscription and filter events per user or tenant.</w:t>
+      </w:r>
+    </w:p>
+    <w:p>
+      <w:r>
+        <w:rPr/>
+      </w:r>
+      <w:r>
+        <w:rPr>
+          <w:b/>
+        </w:rPr>
+        <w:t>Example:</w:t>
+      </w:r>
+      <w:r>
+        <w:rPr/>
+        <w:t xml:space="preserve"> </w:t>
+      </w:r>
+      <w:r>
+        <w:rPr>
+          <w:rFonts w:ascii="Courier New" w:hAnsi="Courier New"/>
+          <w:color w:val="B42318"/>
+          <w:sz w:val="20"/>
+        </w:rPr>
+        <w:t>subscription { callScored(tenantId: $t) { id score } }</w:t>
+      </w:r>
+      <w:r>
+        <w:rPr/>
+        <w:t xml:space="preserve"> backed by Redis pub/sub.</w:t>
+      </w:r>
+    </w:p>
+    <w:p>
+      <w:r>
+        <w:rPr/>
+      </w:r>
+      <w:r>
+        <w:rPr>
+          <w:b/>
+        </w:rPr>
+        <w:t>Say it like this:</w:t>
+      </w:r>
+      <w:r>
+        <w:rPr/>
+        <w:t xml:space="preserve"> "Subscriptions are WebSockets plus pub/sub; across instances Redis fans events out, and every subscription is authorised."</w:t>
+      </w:r>
+    </w:p>
+    <w:p>
+      <w:pPr>
+        <w:pBdr>
+          <w:bottom w:val="single" w:sz="6" w:space="1" w:color="BFC7D5"/>
+        </w:pBdr>
+      </w:pPr>
+    </w:p>
+    <w:p>
+      <w:pPr>
+        <w:keepNext/>
+        <w:spacing w:before="200"/>
+      </w:pPr>
+      <w:r>
+        <w:rPr>
+          <w:color w:val="1F3A5F"/>
+          <w:sz w:val="24"/>
+        </w:rPr>
+      </w:r>
+      <w:r>
+        <w:rPr>
+          <w:b/>
+          <w:color w:val="1F3A5F"/>
+          <w:sz w:val="24"/>
+        </w:rPr>
+        <w:t>Q23. How do you design mutations well?</w:t>
+      </w:r>
+      <w:r>
+        <w:rPr>
+          <w:color w:val="1F3A5F"/>
+          <w:sz w:val="24"/>
+        </w:rPr>
+      </w:r>
+    </w:p>
+    <w:p>
+      <w:r>
+        <w:rPr/>
+      </w:r>
+      <w:r>
+        <w:rPr>
+          <w:b/>
+        </w:rPr>
+        <w:t>Short answer:</w:t>
+      </w:r>
+      <w:r>
+        <w:rPr/>
+        <w:t xml:space="preserve"> Name by intent (</w:t>
+      </w:r>
+      <w:r>
+        <w:rPr>
+          <w:rFonts w:ascii="Courier New" w:hAnsi="Courier New"/>
+          <w:color w:val="B42318"/>
+          <w:sz w:val="20"/>
+        </w:rPr>
+        <w:t>finaliseScorecard</w:t>
+      </w:r>
+      <w:r>
+        <w:rPr/>
+        <w:t xml:space="preserve">, not </w:t>
+      </w:r>
+      <w:r>
+        <w:rPr>
+          <w:rFonts w:ascii="Courier New" w:hAnsi="Courier New"/>
+          <w:color w:val="B42318"/>
+          <w:sz w:val="20"/>
+        </w:rPr>
+        <w:t>updateScorecard</w:t>
+      </w:r>
+      <w:r>
+        <w:rPr/>
+        <w:t>), take one input object, and return the changed object plus typed errors.</w:t>
+      </w:r>
+    </w:p>
+    <w:p>
+      <w:r>
+        <w:rPr/>
+      </w:r>
+      <w:r>
+        <w:rPr>
+          <w:b/>
+        </w:rPr>
+        <w:t>Explanation:</w:t>
+      </w:r>
+      <w:r>
+        <w:rPr/>
+        <w:t xml:space="preserve"> Returning the changed object lets client caches update automatically.</w:t>
+      </w:r>
+    </w:p>
+    <w:p>
+      <w:r>
+        <w:rPr/>
+      </w:r>
+      <w:r>
+        <w:rPr>
+          <w:b/>
+        </w:rPr>
+        <w:t>Example:</w:t>
+      </w:r>
+      <w:r>
+        <w:rPr/>
+        <w:t xml:space="preserve"> </w:t>
+      </w:r>
+      <w:r>
+        <w:rPr>
+          <w:rFonts w:ascii="Courier New" w:hAnsi="Courier New"/>
+          <w:color w:val="B42318"/>
+          <w:sz w:val="20"/>
+        </w:rPr>
+        <w:t>finaliseScorecard(input: { id }): FinaliseScorecardPayload { scorecard { id status } errors { field message } }</w:t>
+      </w:r>
+      <w:r>
+        <w:rPr/>
+        <w:t>.</w:t>
+      </w:r>
+    </w:p>
+    <w:p>
+      <w:r>
+        <w:rPr/>
+      </w:r>
+      <w:r>
+        <w:rPr>
+          <w:b/>
+        </w:rPr>
+        <w:t>Say it like this:</w:t>
+      </w:r>
+      <w:r>
+        <w:rPr/>
+        <w:t xml:space="preserve"> "Mutations are named after the business action and return what changed, so the client cache stays correct."</w:t>
+      </w:r>
+    </w:p>
+    <w:p>
+      <w:pPr>
+        <w:pBdr>
+          <w:bottom w:val="single" w:sz="6" w:space="1" w:color="BFC7D5"/>
+        </w:pBdr>
+      </w:pPr>
+    </w:p>
+    <w:p>
+      <w:pPr>
+        <w:keepNext/>
+        <w:spacing w:before="200"/>
+      </w:pPr>
+      <w:r>
+        <w:rPr>
+          <w:color w:val="1F3A5F"/>
+          <w:sz w:val="24"/>
+        </w:rPr>
+      </w:r>
+      <w:r>
+        <w:rPr>
+          <w:b/>
+          <w:color w:val="1F3A5F"/>
+          <w:sz w:val="24"/>
+        </w:rPr>
+        <w:t>Q24. How do you handle file uploads with GraphQL?</w:t>
+      </w:r>
+      <w:r>
+        <w:rPr>
+          <w:color w:val="1F3A5F"/>
+          <w:sz w:val="24"/>
+        </w:rPr>
+      </w:r>
+    </w:p>
+    <w:p>
+      <w:r>
+        <w:rPr/>
+      </w:r>
+      <w:r>
+        <w:rPr>
+          <w:b/>
+        </w:rPr>
+        <w:t>Short answer:</w:t>
+      </w:r>
+      <w:r>
+        <w:rPr/>
+        <w:t xml:space="preserve"> Usually not through GraphQL: get a presigned URL from a mutation, upload directly to storage, then confirm with another mutation.</w:t>
+      </w:r>
+    </w:p>
+    <w:p>
+      <w:r>
+        <w:rPr/>
+      </w:r>
+      <w:r>
+        <w:rPr>
+          <w:b/>
+        </w:rPr>
+        <w:t>Explanation:</w:t>
+      </w:r>
+      <w:r>
+        <w:rPr/>
+        <w:t xml:space="preserve"> The multipart request spec exists but complicates CSRF and gateways.</w:t>
+      </w:r>
+    </w:p>
+    <w:p>
+      <w:r>
+        <w:rPr/>
+      </w:r>
+      <w:r>
+        <w:rPr>
+          <w:b/>
+        </w:rPr>
+        <w:t>Example:</w:t>
+      </w:r>
+      <w:r>
+        <w:rPr/>
+        <w:t xml:space="preserve"> </w:t>
+      </w:r>
+      <w:r>
+        <w:rPr>
+          <w:rFonts w:ascii="Courier New" w:hAnsi="Courier New"/>
+          <w:color w:val="B42318"/>
+          <w:sz w:val="20"/>
+        </w:rPr>
+        <w:t>createUploadUrl(fileName)</w:t>
+      </w:r>
+      <w:r>
+        <w:rPr/>
+        <w:t xml:space="preserve"> → PUT to S3 → </w:t>
+      </w:r>
+      <w:r>
+        <w:rPr>
+          <w:rFonts w:ascii="Courier New" w:hAnsi="Courier New"/>
+          <w:color w:val="B42318"/>
+          <w:sz w:val="20"/>
+        </w:rPr>
+        <w:t>attachRecording(callId, key)</w:t>
+      </w:r>
+      <w:r>
+        <w:rPr/>
+        <w:t>.</w:t>
+      </w:r>
+    </w:p>
+    <w:p>
+      <w:r>
+        <w:rPr/>
+      </w:r>
+      <w:r>
+        <w:rPr>
+          <w:b/>
+        </w:rPr>
+        <w:t>Say it like this:</w:t>
+      </w:r>
+      <w:r>
+        <w:rPr/>
+        <w:t xml:space="preserve"> "GraphQL handles metadata; the bytes go straight to S3 with a presigned URL."</w:t>
+      </w:r>
+    </w:p>
+    <w:p>
+      <w:pPr>
+        <w:pBdr>
+          <w:bottom w:val="single" w:sz="6" w:space="1" w:color="BFC7D5"/>
+        </w:pBdr>
+      </w:pPr>
+    </w:p>
+    <w:p>
+      <w:pPr>
+        <w:keepNext/>
+        <w:spacing w:before="200"/>
+      </w:pPr>
+      <w:r>
+        <w:rPr>
+          <w:color w:val="1F3A5F"/>
+          <w:sz w:val="24"/>
+        </w:rPr>
+      </w:r>
+      <w:r>
+        <w:rPr>
+          <w:b/>
+          <w:color w:val="1F3A5F"/>
+          <w:sz w:val="24"/>
+        </w:rPr>
+        <w:t>Q25. How do you do field-level authorisation?</w:t>
+      </w:r>
+      <w:r>
+        <w:rPr>
+          <w:color w:val="1F3A5F"/>
+          <w:sz w:val="24"/>
+        </w:rPr>
+      </w:r>
+    </w:p>
+    <w:p>
+      <w:r>
+        <w:rPr/>
+      </w:r>
+      <w:r>
+        <w:rPr>
+          <w:b/>
+        </w:rPr>
+        <w:t>Short answer:</w:t>
+      </w:r>
+      <w:r>
+        <w:rPr/>
+        <w:t xml:space="preserve"> Check permissions in the field resolver (or with a schema directive) and return null or an error for sensitive fields.</w:t>
+      </w:r>
+    </w:p>
+    <w:p>
+      <w:r>
+        <w:rPr/>
+      </w:r>
+      <w:r>
+        <w:rPr>
+          <w:b/>
+        </w:rPr>
+        <w:t>Explanation:</w:t>
+      </w:r>
+      <w:r>
+        <w:rPr/>
+        <w:t xml:space="preserve"> Make sensitive fields nullable so a denied field doesn't break the whole object.</w:t>
+      </w:r>
+    </w:p>
+    <w:p>
+      <w:r>
+        <w:rPr/>
+      </w:r>
+      <w:r>
+        <w:rPr>
+          <w:b/>
+        </w:rPr>
+        <w:t>Example:</w:t>
+      </w:r>
+      <w:r>
+        <w:rPr/>
+        <w:t xml:space="preserve"> </w:t>
+      </w:r>
+      <w:r>
+        <w:rPr>
+          <w:rFonts w:ascii="Courier New" w:hAnsi="Courier New"/>
+          <w:color w:val="B42318"/>
+          <w:sz w:val="20"/>
+        </w:rPr>
+        <w:t>Patient.notes</w:t>
+      </w:r>
+      <w:r>
+        <w:rPr/>
+        <w:t xml:space="preserve"> resolver returns null unless the user is the assigned provider.</w:t>
+      </w:r>
+    </w:p>
+    <w:p>
+      <w:r>
+        <w:rPr/>
+      </w:r>
+      <w:r>
+        <w:rPr>
+          <w:b/>
+        </w:rPr>
+        <w:t>Say it like this:</w:t>
+      </w:r>
+      <w:r>
+        <w:rPr/>
+        <w:t xml:space="preserve"> "Sensitive fields check permission in their own resolver, and they're nullable so denial is graceful."</w:t>
+      </w:r>
+    </w:p>
+    <w:p>
+      <w:pPr>
+        <w:pBdr>
+          <w:bottom w:val="single" w:sz="6" w:space="1" w:color="BFC7D5"/>
+        </w:pBdr>
+      </w:pPr>
+    </w:p>
+    <w:p>
+      <w:pPr>
+        <w:keepNext/>
+        <w:spacing w:before="200"/>
+      </w:pPr>
+      <w:r>
+        <w:rPr>
+          <w:color w:val="1F3A5F"/>
+          <w:sz w:val="24"/>
+        </w:rPr>
+      </w:r>
+      <w:r>
+        <w:rPr>
+          <w:b/>
+          <w:color w:val="1F3A5F"/>
+          <w:sz w:val="24"/>
+        </w:rPr>
+        <w:t>Q26. What are persisted queries?</w:t>
+      </w:r>
+      <w:r>
+        <w:rPr>
+          <w:color w:val="1F3A5F"/>
+          <w:sz w:val="24"/>
+        </w:rPr>
+      </w:r>
+    </w:p>
+    <w:p>
+      <w:r>
+        <w:rPr/>
+      </w:r>
+      <w:r>
+        <w:rPr>
+          <w:b/>
+        </w:rPr>
+        <w:t>Short answer:</w:t>
+      </w:r>
+      <w:r>
+        <w:rPr/>
+        <w:t xml:space="preserve"> Clients send a hash or ID instead of the full query text; the server looks up a registered query.</w:t>
+      </w:r>
+    </w:p>
+    <w:p>
+      <w:r>
+        <w:rPr/>
+      </w:r>
+      <w:r>
+        <w:rPr>
+          <w:b/>
+        </w:rPr>
+        <w:t>Explanation:</w:t>
+      </w:r>
+      <w:r>
+        <w:rPr/>
+        <w:t xml:space="preserve"> Smaller requests, GET-friendly for CDN caching, and an allowlist that blocks arbitrary queries.</w:t>
+      </w:r>
+    </w:p>
+    <w:p>
+      <w:r>
+        <w:rPr/>
+      </w:r>
+      <w:r>
+        <w:rPr>
+          <w:b/>
+        </w:rPr>
+        <w:t>Example:</w:t>
+      </w:r>
+      <w:r>
+        <w:rPr/>
+        <w:t xml:space="preserve"> </w:t>
+      </w:r>
+      <w:r>
+        <w:rPr>
+          <w:rFonts w:ascii="Courier New" w:hAnsi="Courier New"/>
+          <w:color w:val="B42318"/>
+          <w:sz w:val="20"/>
+        </w:rPr>
+        <w:t>GET /graphql?id=7f3a…&amp;variables=…</w:t>
+      </w:r>
+      <w:r>
+        <w:rPr/>
+        <w:t>.</w:t>
+      </w:r>
+    </w:p>
+    <w:p>
+      <w:r>
+        <w:rPr/>
+      </w:r>
+      <w:r>
+        <w:rPr>
+          <w:b/>
+        </w:rPr>
+        <w:t>Say it like this:</w:t>
+      </w:r>
+      <w:r>
+        <w:rPr/>
+        <w:t xml:space="preserve"> "Persisted queries make GraphQL cacheable over GET and lock production to queries we've approved."</w:t>
+      </w:r>
+    </w:p>
+    <w:p>
+      <w:pPr>
+        <w:pBdr>
+          <w:bottom w:val="single" w:sz="6" w:space="1" w:color="BFC7D5"/>
+        </w:pBdr>
+      </w:pPr>
+    </w:p>
+    <w:p>
+      <w:pPr>
+        <w:keepNext/>
+        <w:spacing w:before="200"/>
+      </w:pPr>
+      <w:r>
+        <w:rPr>
+          <w:color w:val="1F3A5F"/>
+          <w:sz w:val="24"/>
+        </w:rPr>
+      </w:r>
+      <w:r>
+        <w:rPr>
+          <w:b/>
+          <w:color w:val="1F3A5F"/>
+          <w:sz w:val="24"/>
+        </w:rPr>
+        <w:t>Q27. How do you test a GraphQL API?</w:t>
+      </w:r>
+      <w:r>
+        <w:rPr>
+          <w:color w:val="1F3A5F"/>
+          <w:sz w:val="24"/>
+        </w:rPr>
+      </w:r>
+    </w:p>
+    <w:p>
+      <w:r>
+        <w:rPr/>
+      </w:r>
+      <w:r>
+        <w:rPr>
+          <w:b/>
+        </w:rPr>
+        <w:t>Short answer:</w:t>
+      </w:r>
+      <w:r>
+        <w:rPr/>
+        <w:t xml:space="preserve"> Unit test resolvers and services, integration test operations against a test server and database, and check schema changes against client operations in CI.</w:t>
+      </w:r>
+    </w:p>
+    <w:p>
+      <w:r>
+        <w:rPr/>
+      </w:r>
+      <w:r>
+        <w:rPr>
+          <w:b/>
+        </w:rPr>
+        <w:t>Explanation:</w:t>
+      </w:r>
+      <w:r>
+        <w:rPr/>
+        <w:t xml:space="preserve"> Snapshot the schema to catch unintended changes.</w:t>
+      </w:r>
+    </w:p>
+    <w:p>
+      <w:r>
+        <w:rPr/>
+      </w:r>
+      <w:r>
+        <w:rPr>
+          <w:b/>
+        </w:rPr>
+        <w:t>Example:</w:t>
+      </w:r>
+      <w:r>
+        <w:rPr/>
+        <w:t xml:space="preserve"> </w:t>
+      </w:r>
+      <w:r>
+        <w:rPr>
+          <w:rFonts w:ascii="Courier New" w:hAnsi="Courier New"/>
+          <w:color w:val="B42318"/>
+          <w:sz w:val="20"/>
+        </w:rPr>
+        <w:t>server.executeOperation({ query, variables }, { contextValue: { user } })</w:t>
+      </w:r>
+      <w:r>
+        <w:rPr/>
+        <w:t>.</w:t>
+      </w:r>
+    </w:p>
+    <w:p>
+      <w:r>
+        <w:rPr/>
+      </w:r>
+      <w:r>
+        <w:rPr>
+          <w:b/>
+        </w:rPr>
+        <w:t>Say it like this:</w:t>
+      </w:r>
+      <w:r>
+        <w:rPr/>
+        <w:t xml:space="preserve"> "I test operations end to end with a real context and database, and CI flags any breaking schema change."</w:t>
+      </w:r>
+    </w:p>
+    <w:p>
+      <w:pPr>
+        <w:pBdr>
+          <w:bottom w:val="single" w:sz="6" w:space="1" w:color="BFC7D5"/>
+        </w:pBdr>
+      </w:pPr>
+    </w:p>
+    <w:p>
+      <w:pPr>
+        <w:keepNext/>
+        <w:spacing w:before="200"/>
+      </w:pPr>
+      <w:r>
+        <w:rPr>
+          <w:color w:val="1F3A5F"/>
+          <w:sz w:val="24"/>
+        </w:rPr>
+      </w:r>
+      <w:r>
+        <w:rPr>
+          <w:b/>
+          <w:color w:val="1F3A5F"/>
+          <w:sz w:val="24"/>
+        </w:rPr>
+        <w:t>Q28. How do you monitor GraphQL in production?</w:t>
+      </w:r>
+      <w:r>
+        <w:rPr>
+          <w:color w:val="1F3A5F"/>
+          <w:sz w:val="24"/>
+        </w:rPr>
+      </w:r>
+    </w:p>
+    <w:p>
+      <w:r>
+        <w:rPr/>
+      </w:r>
+      <w:r>
+        <w:rPr>
+          <w:b/>
+        </w:rPr>
+        <w:t>Short answer:</w:t>
+      </w:r>
+      <w:r>
+        <w:rPr/>
+        <w:t xml:space="preserve"> Per-operation and per-resolver metrics (latency, errors), operation names required, tracing with OpenTelemetry, and schema usage analytics.</w:t>
+      </w:r>
+    </w:p>
+    <w:p>
+      <w:r>
+        <w:rPr/>
+      </w:r>
+      <w:r>
+        <w:rPr>
+          <w:b/>
+        </w:rPr>
+        <w:t>Explanation:</w:t>
+      </w:r>
+      <w:r>
+        <w:rPr/>
+        <w:t xml:space="preserve"> HTTP metrics alone are useless with one endpoint.</w:t>
+      </w:r>
+    </w:p>
+    <w:p>
+      <w:r>
+        <w:rPr/>
+      </w:r>
+      <w:r>
+        <w:rPr>
+          <w:b/>
+        </w:rPr>
+        <w:t>Example:</w:t>
+      </w:r>
+      <w:r>
+        <w:rPr/>
+        <w:t xml:space="preserve"> Dashboard of p95 latency by </w:t>
+      </w:r>
+      <w:r>
+        <w:rPr>
+          <w:rFonts w:ascii="Courier New" w:hAnsi="Courier New"/>
+          <w:color w:val="B42318"/>
+          <w:sz w:val="20"/>
+        </w:rPr>
+        <w:t>operationName</w:t>
+      </w:r>
+      <w:r>
+        <w:rPr/>
+        <w:t>.</w:t>
+      </w:r>
+    </w:p>
+    <w:p>
+      <w:r>
+        <w:rPr/>
+      </w:r>
+      <w:r>
+        <w:rPr>
+          <w:b/>
+        </w:rPr>
+        <w:t>Say it like this:</w:t>
+      </w:r>
+      <w:r>
+        <w:rPr/>
+        <w:t xml:space="preserve"> "With one endpoint, monitoring must be per operation and per resolver, otherwise everything looks like one URL."</w:t>
+      </w:r>
+    </w:p>
+    <w:p>
+      <w:pPr>
+        <w:pBdr>
+          <w:bottom w:val="single" w:sz="6" w:space="1" w:color="BFC7D5"/>
+        </w:pBdr>
+      </w:pPr>
+    </w:p>
+    <w:p>
+      <w:pPr>
+        <w:pStyle w:val="Heading2"/>
+        <w:pBdr>
+          <w:bottom w:val="single" w:sz="6" w:space="1" w:color="BFC7D5"/>
+        </w:pBdr>
+      </w:pPr>
+      <w:r>
+        <w:rPr/>
+        <w:t>🔴 More Advanced</w:t>
+      </w:r>
+    </w:p>
+    <w:p>
+      <w:pPr>
+        <w:keepNext/>
+        <w:spacing w:before="200"/>
+      </w:pPr>
+      <w:r>
+        <w:rPr>
+          <w:color w:val="1F3A5F"/>
+          <w:sz w:val="24"/>
+        </w:rPr>
+      </w:r>
+      <w:r>
+        <w:rPr>
+          <w:b/>
+          <w:color w:val="1F3A5F"/>
+          <w:sz w:val="24"/>
+        </w:rPr>
+        <w:t>Q29. How does Apollo Client's normalised cache work?</w:t>
+      </w:r>
+      <w:r>
+        <w:rPr>
+          <w:color w:val="1F3A5F"/>
+          <w:sz w:val="24"/>
+        </w:rPr>
+      </w:r>
+    </w:p>
+    <w:p>
+      <w:r>
+        <w:rPr/>
+      </w:r>
+      <w:r>
+        <w:rPr>
+          <w:b/>
+        </w:rPr>
+        <w:t>Short answer:</w:t>
+      </w:r>
+      <w:r>
+        <w:rPr/>
+        <w:t xml:space="preserve"> It splits responses into objects keyed by </w:t>
+      </w:r>
+      <w:r>
+        <w:rPr>
+          <w:rFonts w:ascii="Courier New" w:hAnsi="Courier New"/>
+          <w:color w:val="B42318"/>
+          <w:sz w:val="20"/>
+        </w:rPr>
+        <w:t>__typename:id</w:t>
+      </w:r>
+      <w:r>
+        <w:rPr/>
+        <w:t>, so any query that returns the same object updates it everywhere.</w:t>
+      </w:r>
+    </w:p>
+    <w:p>
+      <w:r>
+        <w:rPr/>
+      </w:r>
+      <w:r>
+        <w:rPr>
+          <w:b/>
+        </w:rPr>
+        <w:t>Explanation:</w:t>
+      </w:r>
+      <w:r>
+        <w:rPr/>
+        <w:t xml:space="preserve"> Mutations that return updated objects refresh all views; lists need cache updates or refetches.</w:t>
+      </w:r>
+    </w:p>
+    <w:p>
+      <w:r>
+        <w:rPr/>
+      </w:r>
+      <w:r>
+        <w:rPr>
+          <w:b/>
+        </w:rPr>
+        <w:t>Example:</w:t>
+      </w:r>
+      <w:r>
+        <w:rPr/>
+        <w:t xml:space="preserve"> Updating a passenger's name in one widget updates the booking summary automatically.</w:t>
+      </w:r>
+    </w:p>
+    <w:p>
+      <w:r>
+        <w:rPr/>
+      </w:r>
+      <w:r>
+        <w:rPr>
+          <w:b/>
+        </w:rPr>
+        <w:t>Say it like this:</w:t>
+      </w:r>
+      <w:r>
+        <w:rPr/>
+        <w:t xml:space="preserve"> "Normalisation means one copy per object, so an update anywhere shows up everywhere."</w:t>
+      </w:r>
+    </w:p>
+    <w:p>
+      <w:pPr>
+        <w:pBdr>
+          <w:bottom w:val="single" w:sz="6" w:space="1" w:color="BFC7D5"/>
+        </w:pBdr>
+      </w:pPr>
+    </w:p>
+    <w:p>
+      <w:pPr>
+        <w:keepNext/>
+        <w:spacing w:before="200"/>
+      </w:pPr>
+      <w:r>
+        <w:rPr>
+          <w:color w:val="1F3A5F"/>
+          <w:sz w:val="24"/>
+        </w:rPr>
+      </w:r>
+      <w:r>
+        <w:rPr>
+          <w:b/>
+          <w:color w:val="1F3A5F"/>
+          <w:sz w:val="24"/>
+        </w:rPr>
+        <w:t>Q30. How do you implement query cost analysis?</w:t>
+      </w:r>
+      <w:r>
+        <w:rPr>
+          <w:color w:val="1F3A5F"/>
+          <w:sz w:val="24"/>
+        </w:rPr>
+      </w:r>
+    </w:p>
+    <w:p>
+      <w:r>
+        <w:rPr/>
+      </w:r>
+      <w:r>
+        <w:rPr>
+          <w:b/>
+        </w:rPr>
+        <w:t>Short answer:</w:t>
+      </w:r>
+      <w:r>
+        <w:rPr/>
+        <w:t xml:space="preserve"> Assign a cost to each field (higher for lists and expensive resolvers), multiply by list size arguments, and reject or throttle queries above a budget.</w:t>
+      </w:r>
+    </w:p>
+    <w:p>
+      <w:r>
+        <w:rPr/>
+      </w:r>
+      <w:r>
+        <w:rPr>
+          <w:b/>
+        </w:rPr>
+        <w:t>Explanation:</w:t>
+      </w:r>
+      <w:r>
+        <w:rPr/>
+        <w:t xml:space="preserve"> Rate limit by cost per minute instead of request count.</w:t>
+      </w:r>
+    </w:p>
+    <w:p>
+      <w:r>
+        <w:rPr/>
+      </w:r>
+      <w:r>
+        <w:rPr>
+          <w:b/>
+        </w:rPr>
+        <w:t>Example:</w:t>
+      </w:r>
+      <w:r>
+        <w:rPr/>
+        <w:t xml:space="preserve"> </w:t>
+      </w:r>
+      <w:r>
+        <w:rPr>
+          <w:rFonts w:ascii="Courier New" w:hAnsi="Courier New"/>
+          <w:color w:val="B42318"/>
+          <w:sz w:val="20"/>
+        </w:rPr>
+        <w:t>calls(first: 100) { scorecards(first: 10) { … } }</w:t>
+      </w:r>
+      <w:r>
+        <w:rPr/>
+        <w:t xml:space="preserve"> costs 100 × 10 = 1,000 points.</w:t>
+      </w:r>
+    </w:p>
+    <w:p>
+      <w:r>
+        <w:rPr/>
+      </w:r>
+      <w:r>
+        <w:rPr>
+          <w:b/>
+        </w:rPr>
+        <w:t>Say it like this:</w:t>
+      </w:r>
+      <w:r>
+        <w:rPr/>
+        <w:t xml:space="preserve"> "Each query gets a price before it runs, and clients have a budget, which stops expensive queries without blocking normal use."</w:t>
+      </w:r>
+    </w:p>
+    <w:p>
+      <w:pPr>
+        <w:pBdr>
+          <w:bottom w:val="single" w:sz="6" w:space="1" w:color="BFC7D5"/>
+        </w:pBdr>
+      </w:pPr>
+    </w:p>
+    <w:p>
+      <w:pPr>
+        <w:keepNext/>
+        <w:spacing w:before="200"/>
+      </w:pPr>
+      <w:r>
+        <w:rPr>
+          <w:color w:val="1F3A5F"/>
+          <w:sz w:val="24"/>
+        </w:rPr>
+      </w:r>
+      <w:r>
+        <w:rPr>
+          <w:b/>
+          <w:color w:val="1F3A5F"/>
+          <w:sz w:val="24"/>
+        </w:rPr>
+        <w:t>Q31. What is the difference between schema stitching and federation?</w:t>
+      </w:r>
+      <w:r>
+        <w:rPr>
+          <w:color w:val="1F3A5F"/>
+          <w:sz w:val="24"/>
+        </w:rPr>
+      </w:r>
+    </w:p>
+    <w:p>
+      <w:r>
+        <w:rPr/>
+      </w:r>
+      <w:r>
+        <w:rPr>
+          <w:b/>
+        </w:rPr>
+        <w:t>Short answer:</w:t>
+      </w:r>
+      <w:r>
+        <w:rPr/>
+        <w:t xml:space="preserve"> Stitching merges schemas at a gateway with manual configuration; federation has subgraphs declare how types connect (</w:t>
+      </w:r>
+      <w:r>
+        <w:rPr>
+          <w:rFonts w:ascii="Courier New" w:hAnsi="Courier New"/>
+          <w:color w:val="B42318"/>
+          <w:sz w:val="20"/>
+        </w:rPr>
+        <w:t>@key</w:t>
+      </w:r>
+      <w:r>
+        <w:rPr/>
+        <w:t>), and a router composes them.</w:t>
+      </w:r>
+    </w:p>
+    <w:p>
+      <w:r>
+        <w:rPr/>
+      </w:r>
+      <w:r>
+        <w:rPr>
+          <w:b/>
+        </w:rPr>
+        <w:t>Explanation:</w:t>
+      </w:r>
+      <w:r>
+        <w:rPr/>
+        <w:t xml:space="preserve"> Federation is the modern standard for multi-team graphs.</w:t>
+      </w:r>
+    </w:p>
+    <w:p>
+      <w:r>
+        <w:rPr/>
+      </w:r>
+      <w:r>
+        <w:rPr>
+          <w:b/>
+        </w:rPr>
+        <w:t>Example:</w:t>
+      </w:r>
+      <w:r>
+        <w:rPr/>
+        <w:t xml:space="preserve"> </w:t>
+      </w:r>
+      <w:r>
+        <w:rPr>
+          <w:rFonts w:ascii="Courier New" w:hAnsi="Courier New"/>
+          <w:color w:val="B42318"/>
+          <w:sz w:val="20"/>
+        </w:rPr>
+        <w:t>type Booking @key(fields: "id")</w:t>
+      </w:r>
+      <w:r>
+        <w:rPr/>
+        <w:t xml:space="preserve"> extended by the Loyalty subgraph with </w:t>
+      </w:r>
+      <w:r>
+        <w:rPr>
+          <w:rFonts w:ascii="Courier New" w:hAnsi="Courier New"/>
+          <w:color w:val="B42318"/>
+          <w:sz w:val="20"/>
+        </w:rPr>
+        <w:t>points</w:t>
+      </w:r>
+      <w:r>
+        <w:rPr/>
+        <w:t>.</w:t>
+      </w:r>
+    </w:p>
+    <w:p>
+      <w:r>
+        <w:rPr/>
+      </w:r>
+      <w:r>
+        <w:rPr>
+          <w:b/>
+        </w:rPr>
+        <w:t>Say it like this:</w:t>
+      </w:r>
+      <w:r>
+        <w:rPr/>
+        <w:t xml:space="preserve"> "Federation lets each team own part of the graph declaratively; stitching needs the gateway to know everything."</w:t>
+      </w:r>
+    </w:p>
+    <w:p>
+      <w:pPr>
+        <w:pBdr>
+          <w:bottom w:val="single" w:sz="6" w:space="1" w:color="BFC7D5"/>
+        </w:pBdr>
+      </w:pPr>
+    </w:p>
+    <w:p>
+      <w:pPr>
+        <w:keepNext/>
+        <w:spacing w:before="200"/>
+      </w:pPr>
+      <w:r>
+        <w:rPr>
+          <w:color w:val="1F3A5F"/>
+          <w:sz w:val="24"/>
+        </w:rPr>
+      </w:r>
+      <w:r>
+        <w:rPr>
+          <w:b/>
+          <w:color w:val="1F3A5F"/>
+          <w:sz w:val="24"/>
+        </w:rPr>
+        <w:t>Q32. How do you handle errors in federated graphs?</w:t>
+      </w:r>
+      <w:r>
+        <w:rPr>
+          <w:color w:val="1F3A5F"/>
+          <w:sz w:val="24"/>
+        </w:rPr>
+      </w:r>
+    </w:p>
+    <w:p>
+      <w:r>
+        <w:rPr/>
+      </w:r>
+      <w:r>
+        <w:rPr>
+          <w:b/>
+        </w:rPr>
+        <w:t>Short answer:</w:t>
+      </w:r>
+      <w:r>
+        <w:rPr/>
+        <w:t xml:space="preserve"> Each subgraph returns errors with codes; the router merges partial data and errors; nullable fields from flaky subgraphs keep responses usable.</w:t>
+      </w:r>
+    </w:p>
+    <w:p>
+      <w:r>
+        <w:rPr/>
+      </w:r>
+      <w:r>
+        <w:rPr>
+          <w:b/>
+        </w:rPr>
+        <w:t>Explanation:</w:t>
+      </w:r>
+      <w:r>
+        <w:rPr/>
+        <w:t xml:space="preserve"> Timeouts per subgraph prevent one slow team's service from stalling everything.</w:t>
+      </w:r>
+    </w:p>
+    <w:p>
+      <w:r>
+        <w:rPr/>
+      </w:r>
+      <w:r>
+        <w:rPr>
+          <w:b/>
+        </w:rPr>
+        <w:t>Example:</w:t>
+      </w:r>
+      <w:r>
+        <w:rPr/>
+        <w:t xml:space="preserve"> Loyalty subgraph down → </w:t>
+      </w:r>
+      <w:r>
+        <w:rPr>
+          <w:rFonts w:ascii="Courier New" w:hAnsi="Courier New"/>
+          <w:color w:val="B42318"/>
+          <w:sz w:val="20"/>
+        </w:rPr>
+        <w:t>points: null</w:t>
+      </w:r>
+      <w:r>
+        <w:rPr/>
+        <w:t xml:space="preserve"> with an error, booking still displayed.</w:t>
+      </w:r>
+    </w:p>
+    <w:p>
+      <w:r>
+        <w:rPr/>
+      </w:r>
+      <w:r>
+        <w:rPr>
+          <w:b/>
+        </w:rPr>
+        <w:t>Say it like this:</w:t>
+      </w:r>
+      <w:r>
+        <w:rPr/>
+        <w:t xml:space="preserve"> "Subgraph failures should degrade one field, not the whole page."</w:t>
+      </w:r>
+    </w:p>
+    <w:p>
+      <w:pPr>
+        <w:pBdr>
+          <w:bottom w:val="single" w:sz="6" w:space="1" w:color="BFC7D5"/>
+        </w:pBdr>
+      </w:pPr>
+    </w:p>
+    <w:p>
+      <w:pPr>
+        <w:pStyle w:val="Heading2"/>
+        <w:pBdr>
+          <w:bottom w:val="single" w:sz="6" w:space="1" w:color="BFC7D5"/>
+        </w:pBdr>
+      </w:pPr>
+      <w:r>
+        <w:rPr/>
+        <w:t>🧩 More Scenarios</w:t>
+      </w:r>
+    </w:p>
+    <w:p>
+      <w:pPr>
+        <w:keepNext/>
+        <w:spacing w:before="200"/>
+      </w:pPr>
+      <w:r>
+        <w:rPr>
+          <w:color w:val="1F3A5F"/>
+          <w:sz w:val="24"/>
+        </w:rPr>
+      </w:r>
+      <w:r>
+        <w:rPr>
+          <w:b/>
+          <w:color w:val="1F3A5F"/>
+          <w:sz w:val="24"/>
+        </w:rPr>
+        <w:t>Q33. A mobile app on an old version breaks after a schema change. What went wrong?</w:t>
+      </w:r>
+      <w:r>
+        <w:rPr>
+          <w:color w:val="1F3A5F"/>
+          <w:sz w:val="24"/>
+        </w:rPr>
+      </w:r>
+    </w:p>
+    <w:p>
+      <w:r>
+        <w:rPr/>
+      </w:r>
+      <w:r>
+        <w:rPr>
+          <w:b/>
+        </w:rPr>
+        <w:t>Short answer:</w:t>
+      </w:r>
+      <w:r>
+        <w:rPr/>
+        <w:t xml:space="preserve"> A field was removed or changed while old clients still used it; the schema check didn't use real client operations.</w:t>
+      </w:r>
+    </w:p>
+    <w:p>
+      <w:r>
+        <w:rPr/>
+      </w:r>
+      <w:r>
+        <w:rPr>
+          <w:b/>
+        </w:rPr>
+        <w:t>Explanation:</w:t>
+      </w:r>
+      <w:r>
+        <w:rPr/>
+        <w:t xml:space="preserve"> Mobile apps live for months, so deprecate and track usage before removal.</w:t>
+      </w:r>
+    </w:p>
+    <w:p>
+      <w:r>
+        <w:rPr/>
+      </w:r>
+      <w:r>
+        <w:rPr>
+          <w:b/>
+        </w:rPr>
+        <w:t>Example:</w:t>
+      </w:r>
+      <w:r>
+        <w:rPr/>
+        <w:t xml:space="preserve"> Removing </w:t>
+      </w:r>
+      <w:r>
+        <w:rPr>
+          <w:rFonts w:ascii="Courier New" w:hAnsi="Courier New"/>
+          <w:color w:val="B42318"/>
+          <w:sz w:val="20"/>
+        </w:rPr>
+        <w:t>Booking.seat</w:t>
+      </w:r>
+      <w:r>
+        <w:rPr/>
+        <w:t xml:space="preserve"> broke app version 3.2, still used by 15% of users.</w:t>
+      </w:r>
+    </w:p>
+    <w:p>
+      <w:r>
+        <w:rPr/>
+      </w:r>
+      <w:r>
+        <w:rPr>
+          <w:b/>
+        </w:rPr>
+        <w:t>Say it like this:</w:t>
+      </w:r>
+      <w:r>
+        <w:rPr/>
+        <w:t xml:space="preserve"> "Mobile clients stick around, so removals wait until usage data shows nobody still queries the field."</w:t>
+      </w:r>
+    </w:p>
+    <w:p>
+      <w:pPr>
+        <w:pBdr>
+          <w:bottom w:val="single" w:sz="6" w:space="1" w:color="BFC7D5"/>
+        </w:pBdr>
+      </w:pPr>
+    </w:p>
+    <w:p>
+      <w:pPr>
+        <w:keepNext/>
+        <w:spacing w:before="200"/>
+      </w:pPr>
+      <w:r>
+        <w:rPr>
+          <w:color w:val="1F3A5F"/>
+          <w:sz w:val="24"/>
+        </w:rPr>
+      </w:r>
+      <w:r>
+        <w:rPr>
+          <w:b/>
+          <w:color w:val="1F3A5F"/>
+          <w:sz w:val="24"/>
+        </w:rPr>
+        <w:t>Q34. Response times vary hugely between identical-looking queries. Why?</w:t>
+      </w:r>
+      <w:r>
+        <w:rPr>
+          <w:color w:val="1F3A5F"/>
+          <w:sz w:val="24"/>
+        </w:rPr>
+      </w:r>
+    </w:p>
+    <w:p>
+      <w:r>
+        <w:rPr/>
+      </w:r>
+      <w:r>
+        <w:rPr>
+          <w:b/>
+        </w:rPr>
+        <w:t>Short answer:</w:t>
+      </w:r>
+      <w:r>
+        <w:rPr/>
+        <w:t xml:space="preserve"> Different variables (list sizes, user data volume), cache hits vs misses, or DataLoader batching not kicking in for some paths.</w:t>
+      </w:r>
+    </w:p>
+    <w:p>
+      <w:r>
+        <w:rPr/>
+      </w:r>
+      <w:r>
+        <w:rPr>
+          <w:b/>
+        </w:rPr>
+        <w:t>Explanation:</w:t>
+      </w:r>
+      <w:r>
+        <w:rPr/>
+        <w:t xml:space="preserve"> Trace with variables (redacted) to compare.</w:t>
+      </w:r>
+    </w:p>
+    <w:p>
+      <w:r>
+        <w:rPr/>
+      </w:r>
+      <w:r>
+        <w:rPr>
+          <w:b/>
+        </w:rPr>
+        <w:t>Example:</w:t>
+      </w:r>
+      <w:r>
+        <w:rPr/>
+        <w:t xml:space="preserve"> Users with thousands of bookings hit an unpaginated nested list.</w:t>
+      </w:r>
+    </w:p>
+    <w:p>
+      <w:r>
+        <w:rPr/>
+      </w:r>
+      <w:r>
+        <w:rPr>
+          <w:b/>
+        </w:rPr>
+        <w:t>Say it like this:</w:t>
+      </w:r>
+      <w:r>
+        <w:rPr/>
+        <w:t xml:space="preserve"> "Same query, different data: unbounded nested lists usually explain it, so every list gets pagination."</w:t>
+      </w:r>
+    </w:p>
+    <w:p>
+      <w:pPr>
+        <w:pBdr>
+          <w:bottom w:val="single" w:sz="6" w:space="1" w:color="BFC7D5"/>
+        </w:pBdr>
+      </w:pPr>
+    </w:p>
+    <w:p>
+      <w:pPr>
+        <w:keepNext/>
+        <w:spacing w:before="200"/>
+      </w:pPr>
+      <w:r>
+        <w:rPr>
+          <w:color w:val="1F3A5F"/>
+          <w:sz w:val="24"/>
+        </w:rPr>
+      </w:r>
+      <w:r>
+        <w:rPr>
+          <w:b/>
+          <w:color w:val="1F3A5F"/>
+          <w:sz w:val="24"/>
+        </w:rPr>
+        <w:t>Q35. The team wants to expose the database schema directly as GraphQL (auto-generated). Is that a good idea?</w:t>
+      </w:r>
+      <w:r>
+        <w:rPr>
+          <w:color w:val="1F3A5F"/>
+          <w:sz w:val="24"/>
+        </w:rPr>
+      </w:r>
+    </w:p>
+    <w:p>
+      <w:r>
+        <w:rPr/>
+      </w:r>
+      <w:r>
+        <w:rPr>
+          <w:b/>
+        </w:rPr>
+        <w:t>Short answer:</w:t>
+      </w:r>
+      <w:r>
+        <w:rPr/>
+        <w:t xml:space="preserve"> Fine for internal prototyping; risky for public APIs because it couples clients to tables and makes authorisation harder.</w:t>
+      </w:r>
+    </w:p>
+    <w:p>
+      <w:r>
+        <w:rPr/>
+      </w:r>
+      <w:r>
+        <w:rPr>
+          <w:b/>
+        </w:rPr>
+        <w:t>Explanation:</w:t>
+      </w:r>
+      <w:r>
+        <w:rPr/>
+        <w:t xml:space="preserve"> Design the schema around client needs and domain concepts.</w:t>
+      </w:r>
+    </w:p>
+    <w:p>
+      <w:r>
+        <w:rPr/>
+      </w:r>
+      <w:r>
+        <w:rPr>
+          <w:b/>
+        </w:rPr>
+        <w:t>Example:</w:t>
+      </w:r>
+      <w:r>
+        <w:rPr/>
+        <w:t xml:space="preserve"> Hasura or PostGraphile with strict permission rules for an internal admin tool.</w:t>
+      </w:r>
+    </w:p>
+    <w:p>
+      <w:r>
+        <w:rPr/>
+      </w:r>
+      <w:r>
+        <w:rPr>
+          <w:b/>
+        </w:rPr>
+        <w:t>Say it like this:</w:t>
+      </w:r>
+      <w:r>
+        <w:rPr/>
+        <w:t xml:space="preserve"> "Generated APIs are quick for internal tools, but a public schema should model the domain, not mirror tables."</w:t>
+      </w:r>
+    </w:p>
+    <w:p>
+      <w:pPr>
+        <w:pBdr>
+          <w:bottom w:val="single" w:sz="6" w:space="1" w:color="BFC7D5"/>
+        </w:pBdr>
+      </w:pPr>
+    </w:p>
+    <w:p>
+      <w:pPr>
+        <w:pStyle w:val="Heading2"/>
+        <w:pBdr>
+          <w:bottom w:val="single" w:sz="6" w:space="1" w:color="BFC7D5"/>
+        </w:pBdr>
+      </w:pPr>
+      <w:r>
+        <w:rPr/>
+        <w:t>🎯 From Your Resume</w:t>
+      </w:r>
+    </w:p>
+    <w:p>
+      <w:pPr>
+        <w:keepNext/>
+        <w:spacing w:before="200"/>
+      </w:pPr>
+      <w:r>
+        <w:rPr>
+          <w:color w:val="1F3A5F"/>
+          <w:sz w:val="24"/>
+        </w:rPr>
+      </w:r>
+      <w:r>
+        <w:rPr>
+          <w:b/>
+          <w:color w:val="1F3A5F"/>
+          <w:sz w:val="24"/>
+        </w:rPr>
+        <w:t>Q36. "Why did the airline site use GraphQL, and what were the challenges?"</w:t>
+      </w:r>
+      <w:r>
+        <w:rPr>
+          <w:color w:val="1F3A5F"/>
+          <w:sz w:val="24"/>
+        </w:rPr>
+      </w:r>
+    </w:p>
+    <w:p>
+      <w:r>
+        <w:rPr/>
+      </w:r>
+      <w:r>
+        <w:rPr>
+          <w:b/>
+        </w:rPr>
+        <w:t>Short answer:</w:t>
+      </w:r>
+      <w:r>
+        <w:rPr/>
+        <w:t xml:space="preserve"> It aggregated many backend services into the exact shape each widget needed; challenges were N+1 on the server, caching, partial errors and query cost.</w:t>
+      </w:r>
+    </w:p>
+    <w:p>
+      <w:r>
+        <w:rPr/>
+      </w:r>
+      <w:r>
+        <w:rPr>
+          <w:b/>
+        </w:rPr>
+        <w:t>Explanation:</w:t>
+      </w:r>
+      <w:r>
+        <w:rPr/>
+        <w:t xml:space="preserve"> As a frontend developer there, focus on what you saw: Apollo cache, handling partial data, and coordinating schema changes.</w:t>
+      </w:r>
+    </w:p>
+    <w:p>
+      <w:r>
+        <w:rPr/>
+      </w:r>
+      <w:r>
+        <w:rPr>
+          <w:b/>
+        </w:rPr>
+        <w:t>Example:</w:t>
+      </w:r>
+      <w:r>
+        <w:rPr/>
+        <w:t xml:space="preserve"> "The booking widget needed data from bookings, loyalty and flights in one query; Apollo's normalised cache kept the profile and booking views in sync."</w:t>
+      </w:r>
+    </w:p>
+    <w:p>
+      <w:r>
+        <w:rPr/>
+      </w:r>
+      <w:r>
+        <w:rPr>
+          <w:b/>
+        </w:rPr>
+        <w:t>Say it like this:</w:t>
+      </w:r>
+      <w:r>
+        <w:rPr/>
+        <w:t xml:space="preserve"> "GraphQL let each widget fetch exactly its data in one round trip. The hard parts were caching, handling partial errors gracefully, and keeping expensive queries under control."</w:t>
+      </w:r>
+    </w:p>
+    <w:p>
+      <w:pPr>
+        <w:pBdr>
+          <w:bottom w:val="single" w:sz="6" w:space="1" w:color="BFC7D5"/>
+        </w:pBdr>
+      </w:pPr>
+    </w:p>
+    <w:p>
+      <w:pPr>
+        <w:keepNext/>
+        <w:spacing w:before="200"/>
+      </w:pPr>
+      <w:r>
+        <w:rPr>
+          <w:color w:val="1F3A5F"/>
+          <w:sz w:val="24"/>
+        </w:rPr>
+      </w:r>
+      <w:r>
+        <w:rPr>
+          <w:b/>
+          <w:color w:val="1F3A5F"/>
+          <w:sz w:val="24"/>
+        </w:rPr>
+        <w:t>Q37. "How did you build GraphQL APIs with NestJS at Slaylink?"</w:t>
       </w:r>
       <w:r>
         <w:rPr>
